--- a/rapports/16_02_2026/ABD/coh_EQ16_sup_041202010050.docx
+++ b/rapports/16_02_2026/ABD/coh_EQ16_sup_041202010050.docx
@@ -25,7 +25,7 @@
         <w:br/>
         <w:t>Grappe: 041202010050</w:t>
         <w:br/>
-        <w:t>Date: 16/02/2026 a 12:40</w:t>
+        <w:t>Date: 16/02/2026 a 12:58</w:t>
       </w:r>
     </w:p>
     <w:p/>

--- a/rapports/16_02_2026/ABD/coh_EQ16_sup_041202010050.docx
+++ b/rapports/16_02_2026/ABD/coh_EQ16_sup_041202010050.docx
@@ -25,7 +25,7 @@
         <w:br/>
         <w:t>Grappe: 041202010050</w:t>
         <w:br/>
-        <w:t>Date: 16/02/2026 a 12:58</w:t>
+        <w:t>Date: 16/02/2026 a 13:04</w:t>
       </w:r>
     </w:p>
     <w:p/>
@@ -327,6 +327,38 @@
           </w:tcPr>
           <w:p>
             <w:r>
+              <w:t>Section12</w:t>
+            </w:r>
+          </w:p>
+        </w:tc>
+        <w:tc>
+          <w:tcPr>
+            <w:tcW w:type="dxa" w:w="3324"/>
+          </w:tcPr>
+          <w:p>
+            <w:r>
+              <w:t>Actifs du menage</w:t>
+            </w:r>
+          </w:p>
+        </w:tc>
+        <w:tc>
+          <w:tcPr>
+            <w:tcW w:type="dxa" w:w="3324"/>
+          </w:tcPr>
+          <w:p>
+            <w:r>
+              <w:t>12</w:t>
+            </w:r>
+          </w:p>
+        </w:tc>
+      </w:tr>
+      <w:tr>
+        <w:tc>
+          <w:tcPr>
+            <w:tcW w:type="dxa" w:w="3324"/>
+          </w:tcPr>
+          <w:p>
+            <w:r>
               <w:t>Section16a</w:t>
             </w:r>
           </w:p>
@@ -348,38 +380,6 @@
           <w:p>
             <w:r>
               <w:t>12</w:t>
-            </w:r>
-          </w:p>
-        </w:tc>
-      </w:tr>
-      <w:tr>
-        <w:tc>
-          <w:tcPr>
-            <w:tcW w:type="dxa" w:w="3324"/>
-          </w:tcPr>
-          <w:p>
-            <w:r>
-              <w:t>Section12</w:t>
-            </w:r>
-          </w:p>
-        </w:tc>
-        <w:tc>
-          <w:tcPr>
-            <w:tcW w:type="dxa" w:w="3324"/>
-          </w:tcPr>
-          <w:p>
-            <w:r>
-              <w:t>Actifs du menage</w:t>
-            </w:r>
-          </w:p>
-        </w:tc>
-        <w:tc>
-          <w:tcPr>
-            <w:tcW w:type="dxa" w:w="3324"/>
-          </w:tcPr>
-          <w:p>
-            <w:r>
-              <w:t>11</w:t>
             </w:r>
           </w:p>
         </w:tc>
@@ -1011,7 +1011,7 @@
         <w:rPr>
           <w:sz w:val="20"/>
         </w:rPr>
-        <w:t>- Attention ! Le prix unitaire d'achat (100 Fcfa) de Tamarin noir en Sachets (Tres petit) est relativement élevé par rapport aux autres prix observés dans cette zone. Prière de corriger ou de confirmer avec le QG. Attention ! Le prix unitaire d'achat (50 Fcfa) de Choux en Morceau (Portion) (Petit) est relativement faible par rapport aux autres prix observés dans cette zone. Prière de corriger ou de confirmer avec le QG. Attention ! Le prix unitaire d'achat (600 Fcfa) de Huile de soja  en Litre (taille unique) est relativement faible par rapport aux autres prix observés dans cette zone. Prière de corriger ou de confirmer avec le QG. Avertissement!!! Le ménage a consommé 14 Paquet Petit de Thé en sachet, cette quantité semble anormale pour une consommation des 7 derniers jours.Prière de corriger ou de confirmer avec le QG. Avertissement!! le prix unitaire (100 Fcfa) de Thé en sachet (unité: Paquet) de taille Petit est très faible ou élevé. Prière de corriger ou de confirmer avec le QG. Incohérence!! Dans ce ménage, chaque individus consomme par jour 34.45214 Kg  de cereale; Prière de revoir les quantités prises de ces produits. Incohérence!! Dans ce ménage, chaque individus consomme par jour 34.45214 Kg  de cereale; Prière de revoir les quantités prises de ces produits. Incohérence!! Dans ce ménage, chaque individus consomme par jour 34.45214 Kg  de cereale; Prière de revoir les quantités prises de ces produits.</w:t>
+        <w:t>- Attention ! Le prix unitaire d'achat (100 Fcfa) de Tamarin noir en Sachets (Tres petit) est relativement élevé par rapport aux autres prix observés dans cette zone. Prière de corriger ou de confirmer avec le QG. Attention ! Le prix unitaire d'achat (50 Fcfa) de Choux en Morceau (Portion) (Petit) est relativement faible par rapport aux autres prix observés dans cette zone. Prière de corriger ou de confirmer avec le QG. Attention ! Le prix unitaire d'achat (600 Fcfa) de Huile de soja  en Litre (taille unique) est relativement faible par rapport aux autres prix observés dans cette zone. Prière de corriger ou de confirmer avec le QG. Avertissement!!! Le ménage a consommé 14 Paquet Petit de Thé en sachet, cette quantité semble anormale pour une consommation des 7 derniers jours.Prière de corriger ou de confirmer avec le QG. Avertissement!! le prix unitaire (100 Fcfa) de Thé en sachet (unité: Paquet) de taille Petit est très faible ou élevé. Prière de corriger ou de confirmer avec le QG. Incohérence!! Dans ce ménage, chaque individus consomme par jour 64.69905 Kg  de cereale; Prière de revoir les quantités prises de ces produits. Incohérence!! Dans ce ménage, chaque individus consomme par jour 64.69905 Kg  de cereale; Prière de revoir les quantités prises de ces produits. Incohérence!! Dans ce ménage, chaque individus consomme par jour 64.69905 Kg  de cereale; Prière de revoir les quantités prises de ces produits.</w:t>
       </w:r>
     </w:p>
     <w:p>
@@ -1544,7 +1544,7 @@
         <w:rPr>
           <w:sz w:val="20"/>
         </w:rPr>
-        <w:t>- Attention ! Le prix unitaire d'achat (1400 Fcfa) de Beurre en Pot (Petit) est relativement élevé par rapport aux autres prix observés dans cette zone. Prière de corriger ou de confirmer avec le QG. Attention ! Le prix unitaire d'achat (50 Fcfa) de Cube alimentaire (Maggi, Jumbo, ) en Cube (Petit) est relativement élevé par rapport aux autres prix observés dans cette zone. Prière de corriger ou de confirmer avec le QG. Attention ! Le prix unitaire d'achat (75 Fcfa) de Oignon frais en Pièce (Petit) est relativement élevé par rapport aux autres prix observés dans cette zone. Prière de corriger ou de confirmer avec le QG. Avertissement!!! Le ménage a consommé 18 Cuillère Petit de Chocolat pâte à tartiner, cette quantité semble anormale pour une consommation des 7 derniers jours.Prière de corriger ou de confirmer avec le QG. Avertissement!!! Le ménage a consommé 5 Paquet Petit de Thé en sachet, cette quantité semble anormale pour une consommation des 7 derniers jours.Prière de corriger ou de confirmer avec le QG. Avertissement!! le prix unitaire (100 Fcfa) de Thé en sachet (unité: Paquet) de taille Petit est très faible ou élevé. Prière de corriger ou de confirmer avec le QG. Incohérence!! Dans ce ménage, chaque individus consomme par jour 90.81 Kg  de cereale; Prière de revoir les quantités prises de ces produits.</w:t>
+        <w:t>- Attention ! Le prix unitaire d'achat (50 Fcfa) de Cube alimentaire (Maggi, Jumbo, ) en Cube (Petit) est relativement élevé par rapport aux autres prix observés dans cette zone. Prière de corriger ou de confirmer avec le QG. Attention ! Le prix unitaire d'achat (50 Fcfa) de Poisson de mer séché (yayeboye) en Morceau (Portion) (Petit) est relativement faible par rapport aux autres prix observés dans cette zone. Prière de corriger ou de confirmer avec le QG. Attention ! Le prix unitaire d'achat (75 Fcfa) de Oignon frais en Pièce (Petit) est relativement élevé par rapport aux autres prix observés dans cette zone. Prière de corriger ou de confirmer avec le QG. Avertissement!!! Le ménage a consommé 18 Cuillère Petit de Chocolat pâte à tartiner, cette quantité semble anormale pour une consommation des 7 derniers jours.Prière de corriger ou de confirmer avec le QG. Avertissement!!! Le ménage a consommé 5 Paquet Petit de Thé en sachet, cette quantité semble anormale pour une consommation des 7 derniers jours.Prière de corriger ou de confirmer avec le QG. Avertissement!! le prix unitaire (100 Fcfa) de Thé en sachet (unité: Paquet) de taille Petit est très faible ou élevé. Prière de corriger ou de confirmer avec le QG. Incohérence!! Dans ce ménage, chaque individus consomme par jour 146.5838 Kg  de cereale; Prière de revoir les quantités prises de ces produits.</w:t>
       </w:r>
     </w:p>
     <w:p>
@@ -1586,7 +1586,7 @@
         <w:rPr>
           <w:sz w:val="20"/>
         </w:rPr>
-        <w:t>- Avertissement!!! Le ménage de CHEIKH IBRAHIM FALL a comme taille 3 personnes dont ils vivent à SAINT-LOUIS Rural et aucune d'entre ne possède une entreprise non agricole, prière de revoir cette partie de la section 10 de ce menage.</w:t>
+        <w:t>- Avertissement!!! Le ménage de TOUDAR DIOP a comme taille 3 personnes dont ils vivent à SAINT-LOUIS Rural et aucune d'entre ne possède une entreprise non agricole, prière de revoir cette partie de la section 10 de ce menage.</w:t>
       </w:r>
     </w:p>
     <w:p>
@@ -1670,7 +1670,7 @@
         <w:rPr>
           <w:sz w:val="20"/>
         </w:rPr>
-        <w:t>- La section 16 du ménage de CHEIKH IBRAHIM FALL n'est pas renseigné, prière de renseigner.</w:t>
+        <w:t>- La section 16 du ménage de TOUDAR DIOP n'est pas renseigné, prière de renseigner.</w:t>
       </w:r>
     </w:p>
     <w:p>
@@ -2180,7 +2180,7 @@
         <w:rPr>
           <w:sz w:val="20"/>
         </w:rPr>
-        <w:t>- La dernière fois que vous avez acheté Viande de bœuf: filet, faux-filet est lors d’un tonctonc dans le visage et semble exister dans les modalités, prière de prendre attache avec le QG pour plus d'explication afin de la classer bien. Attention ! Le prix unitaire d'achat (50 Fcfa) de Cube alimentaire (Maggi, Jumbo, ) en Cube (Petit) est relativement élevé par rapport aux autres prix observés dans cette zone. Prière de corriger ou de confirmer avec le QG. Attention ! Le prix unitaire d'achat (600 Fcfa) de Huile de soja  en Litre (taille unique) est relativement faible par rapport aux autres prix observés dans cette zone. Prière de corriger ou de confirmer avec le QG. Attention ! Le prix unitaire d'achat (75 Fcfa) de Manioc en tubercules en Pièce (Petit) est relativement faible par rapport aux autres prix observés dans cette zone. Prière de corriger ou de confirmer avec le QG. Avertissement!!! Le ménage a consommé 6 Paquet Petit de Thé en sachet, cette quantité semble anormale pour une consommation des 7 derniers jours.Prière de corriger ou de confirmer avec le QG. Incohérence!! Dans ce ménage, chaque individus consomme par jour 75.41666 Kg  de cereale; Prière de revoir les quantités prises de ces produits. Incohérence!! Dans ce ménage, chaque individus consomme par jour 75.41666 Kg  de cereale; Prière de revoir les quantités prises de ces produits.</w:t>
+        <w:t>- La dernière fois que vous avez acheté Viande de bœuf: filet, faux-filet est lors d’un tonctonc dans le visage et semble exister dans les modalités, prière de prendre attache avec le QG pour plus d'explication afin de la classer bien. Attention ! Le prix unitaire d'achat (50 Fcfa) de Cube alimentaire (Maggi, Jumbo, ) en Cube (Petit) est relativement élevé par rapport aux autres prix observés dans cette zone. Prière de corriger ou de confirmer avec le QG. Attention ! Le prix unitaire d'achat (600 Fcfa) de Huile de soja  en Litre (taille unique) est relativement faible par rapport aux autres prix observés dans cette zone. Prière de corriger ou de confirmer avec le QG. Avertissement!!! Le ménage a consommé 6 Paquet Petit de Thé en sachet, cette quantité semble anormale pour une consommation des 7 derniers jours.Prière de corriger ou de confirmer avec le QG. Incohérence!! Dans ce ménage, chaque individus consomme par jour 127.631 Kg  de cereale; Prière de revoir les quantités prises de ces produits. Incohérence!! Dans ce ménage, chaque individus consomme par jour 127.631 Kg  de cereale; Prière de revoir les quantités prises de ces produits.</w:t>
       </w:r>
     </w:p>
     <w:p>
@@ -2734,7 +2734,7 @@
         <w:rPr>
           <w:sz w:val="20"/>
         </w:rPr>
-        <w:t>- Avertissement!!! Le ménage a consommé 14 Paquet Petit de Thé en sachet, cette quantité semble anormale pour une consommation des 7 derniers jours.Prière de corriger ou de confirmer avec le QG. Avertissement!!! Le ménage a consommé 8 Morceau (Portion) Petit de Carpe séchée, cette quantité semble anormale pour une consommation des 7 derniers jours.Prière de corriger ou de confirmer avec le QG. Avertissement!!! Le ménage a consommé 8 Pièce Petit de Capitaine frais, cette quantité semble anormale pour une consommation des 7 derniers jours.Prière de corriger ou de confirmer avec le QG. Incohérence!! Dans ce ménage, chaque individus consomme par jour 74.88381 Kg  de cereale; Prière de revoir les quantités prises de ces produits. Incohérence!! Dans ce ménage, chaque individus consomme par jour 74.88381 Kg  de cereale; Prière de revoir les quantités prises de ces produits. Incohérence!! Dans ce ménage, chaque individus consomme par jour 74.88381 Kg  de cereale; Prière de revoir les quantités prises de ces produits.</w:t>
+        <w:t>- Attention ! Le prix unitaire d'achat (150 Fcfa) de Pain moderne (Baguette) en miche (Moyen) est relativement faible par rapport aux autres prix observés dans cette zone. Prière de corriger ou de confirmer avec le QG. Avertissement!!! Le ménage a consommé 14 Paquet Petit de Thé en sachet, cette quantité semble anormale pour une consommation des 7 derniers jours.Prière de corriger ou de confirmer avec le QG. Avertissement!!! Le ménage a consommé 8 Morceau (Portion) Petit de Carpe séchée, cette quantité semble anormale pour une consommation des 7 derniers jours.Prière de corriger ou de confirmer avec le QG. Avertissement!!! Le ménage a consommé 8 Pièce Petit de Capitaine frais, cette quantité semble anormale pour une consommation des 7 derniers jours.Prière de corriger ou de confirmer avec le QG. Incohérence!! Dans ce ménage, chaque individus consomme par jour 132.3771 Kg  de cereale; Prière de revoir les quantités prises de ces produits. Incohérence!! Dans ce ménage, chaque individus consomme par jour 132.3771 Kg  de cereale; Prière de revoir les quantités prises de ces produits. Incohérence!! Dans ce ménage, chaque individus consomme par jour 132.3771 Kg  de cereale; Prière de revoir les quantités prises de ces produits.</w:t>
       </w:r>
     </w:p>
     <w:p>
@@ -2839,7 +2839,28 @@
         <w:rPr>
           <w:sz w:val="20"/>
         </w:rPr>
-        <w:t>- La quantité d'utilisation d'urée dans la parcelle parcelle riz est de 100 Kilogramme et semble élevé, prière de corriger. La quantité d'utilisation de DAP ou d'autres engrais chimiques dans la parcelle parcelle riz est de 300 Kilogramme et semble élevé, prière de corriger. Le salaire total payé de toutes catégories confondues par le ménage LEYTI FALL pour la main-d'oeuvre non-familiale sur la parcelle parcelle riz au cours de la campagne pour la période de préparation du sol (labour) et des semis est de 0 qui semble élevé ou faible. Merci de corriger. Le document légal (titre, acte, certificat etc. ) qui affirme votre possession de la parcelle parcelle riz est  et semble exister dans les modalités, prière de prendre attache avec le QG pour plus d'explication afin de la classer bien. La raison principale de la non mesure de la parcelle parcelle riz est imbibé d'eau raison pour laquelle on ne peut pas y entrer et semble exister dans les modalités, prière de prendre attache avec le QG pour plus d'explication afin de la classer bien.</w:t>
+        <w:t>- La quantité d'utilisation d'urée dans la parcelle parcelle riz est de 100 Kilogramme et semble élevé, prière de corriger. La quantité d'utilisation de DAP ou d'autres engrais chimiques dans la parcelle parcelle riz est de 300 Kilogramme et semble élevé, prière de corriger. Le salaire total payé de toutes catégories confondues par le ménage AMINATOU FALL pour la main-d'oeuvre non-familiale sur la parcelle parcelle riz au cours de la campagne pour la période de préparation du sol (labour) et des semis est de 0 qui semble élevé ou faible. Merci de corriger. Le document légal (titre, acte, certificat etc. ) qui affirme votre possession de la parcelle parcelle riz est  et semble exister dans les modalités, prière de prendre attache avec le QG pour plus d'explication afin de la classer bien. La raison principale de la non mesure de la parcelle parcelle riz est imbibé d'eau raison pour laquelle on ne peut pas y entrer et semble exister dans les modalités, prière de prendre attache avec le QG pour plus d'explication afin de la classer bien.</w:t>
+      </w:r>
+    </w:p>
+    <w:p>
+      <w:r>
+        <w:rPr>
+          <w:b/>
+          <w:color w:val="4672C4"/>
+          <w:sz w:val="22"/>
+        </w:rPr>
+        <w:t>&gt;&gt; Section19 - Equipements agricoles</w:t>
+      </w:r>
+    </w:p>
+    <w:p>
+      <w:pPr>
+        <w:ind w:left="283"/>
+      </w:pPr>
+      <w:r>
+        <w:rPr>
+          <w:sz w:val="20"/>
+        </w:rPr>
+        <w:t>- Attention ! Faucheuse a été achété à 2500 Fcfa est relativement élevé par rapport aux autres prix d'achat observés dans cette zone. Prière de corriger ou de confirmer avec le QG. Attention ! Faucheuse a été revendu à 2500 Fcfa qui est relativement élevé par rapport aux autres prix de revente observés dans cette zone. Prière de corriger ou de confirmer avec le QG.</w:t>
       </w:r>
     </w:p>
     <w:p>
@@ -3244,7 +3265,7 @@
         <w:rPr>
           <w:sz w:val="20"/>
         </w:rPr>
-        <w:t>- Attention ! Le prix unitaire d'achat (200 Fcfa) de Niébé/Haricots secs en Sachets (Petit) est relativement élevé par rapport aux autres prix observés dans cette zone. Prière de corriger ou de confirmer avec le QG. Attention ! Le prix unitaire d'achat (500 Fcfa) de Tamarin noir en Sachets (Petit) est relativement élevé par rapport aux autres prix observés dans cette zone. Prière de corriger ou de confirmer avec le QG. Incohérence!! Dans ce ménage, chaque individus consomme par jour 56.82714 Kg  de cereale; Prière de revoir les quantités prises de ces produits. Incohérence!! Dans ce ménage, chaque individus consomme par jour 56.82714 Kg  de cereale; Prière de revoir les quantités prises de ces produits.</w:t>
+        <w:t>- Attention ! Le prix unitaire d'achat (200 Fcfa) de Niébé/Haricots secs en Sachets (Petit) est relativement élevé par rapport aux autres prix observés dans cette zone. Prière de corriger ou de confirmer avec le QG. Attention ! Le prix unitaire d'achat (500 Fcfa) de Tamarin noir en Sachets (Petit) est relativement élevé par rapport aux autres prix observés dans cette zone. Prière de corriger ou de confirmer avec le QG. Incohérence!! Dans ce ménage, chaque individus consomme par jour 107.7332 Kg  de cereale; Prière de revoir les quantités prises de ces produits. Incohérence!! Dans ce ménage, chaque individus consomme par jour 107.7332 Kg  de cereale; Prière de revoir les quantités prises de ces produits.</w:t>
       </w:r>
     </w:p>
     <w:p>
@@ -3827,7 +3848,7 @@
         <w:rPr>
           <w:sz w:val="20"/>
         </w:rPr>
-        <w:t>- La dernière fois que vous avez acheté Chèvre sur pieds  est chez le voisin et semble exister dans les modalités, prière de prendre attache avec le QG pour plus d'explication afin de la classer bien. Attention ! Le prix unitaire d'achat (5000 Fcfa) de Viande de bœuf: filet, faux-filet en Kg (taille unique) est relativement élevé par rapport aux autres prix observés dans cette zone. Prière de corriger ou de confirmer avec le QG. Avertissement!!! Le ménage a consommé 14 Cuillère Petit de Chocolat pâte à tartiner, cette quantité semble anormale pour une consommation des 7 derniers jours.Prière de corriger ou de confirmer avec le QG. Avertissement!!! Le ménage a consommé 14 Paquet Petit de Thé en sachet, cette quantité semble anormale pour une consommation des 7 derniers jours.Prière de corriger ou de confirmer avec le QG. Avertissement!! le prix unitaire (125 Fcfa) de Thé en sachet (unité: Paquet) de taille Petit est très faible ou élevé. Prière de corriger ou de confirmer avec le QG. Incohérence!! Dans ce ménage, chaque individus consomme par jour 40.44571 Kg  de cereale; Prière de revoir les quantités prises de ces produits. Incohérence!! Dans ce ménage, chaque individus consomme par jour 40.44571 Kg  de cereale; Prière de revoir les quantités prises de ces produits.</w:t>
+        <w:t>- La dernière fois que vous avez acheté Chèvre sur pieds  est chez le voisin et semble exister dans les modalités, prière de prendre attache avec le QG pour plus d'explication afin de la classer bien. Attention ! Le prix unitaire d'achat (5000 Fcfa) de Viande de bœuf: filet, faux-filet en Kg (taille unique) est relativement élevé par rapport aux autres prix observés dans cette zone. Prière de corriger ou de confirmer avec le QG. Avertissement!!! Le ménage a consommé 14 Cuillère Petit de Chocolat pâte à tartiner, cette quantité semble anormale pour une consommation des 7 derniers jours.Prière de corriger ou de confirmer avec le QG. Avertissement!!! Le ménage a consommé 14 Paquet Petit de Thé en sachet, cette quantité semble anormale pour une consommation des 7 derniers jours.Prière de corriger ou de confirmer avec le QG. Avertissement!! le prix unitaire (125 Fcfa) de Thé en sachet (unité: Paquet) de taille Petit est très faible ou élevé. Prière de corriger ou de confirmer avec le QG. Attention ! Le prix unitaire d'achat (125 Fcfa) de Thé en sachet en Paquet (Petit) est relativement élevé par rapport aux autres prix observés dans cette zone. Prière de corriger ou de confirmer avec le QG. Incohérence!! Dans ce ménage, chaque individus consomme par jour 65.59667 Kg  de cereale; Prière de revoir les quantités prises de ces produits. Incohérence!! Dans ce ménage, chaque individus consomme par jour 65.59667 Kg  de cereale; Prière de revoir les quantités prises de ces produits.</w:t>
       </w:r>
     </w:p>
     <w:p>
@@ -4448,7 +4469,7 @@
         <w:rPr>
           <w:sz w:val="20"/>
         </w:rPr>
-        <w:t>- Attention ! Le prix unitaire d'achat (250 Fcfa) de Ail en Sachets (Petit) est relativement élevé par rapport aux autres prix observés dans cette zone. Prière de corriger ou de confirmer avec le QG. Attention ! Le prix unitaire d'achat (250 Fcfa) de Piment séché en Sachets (Petit) est relativement élevé par rapport aux autres prix observés dans cette zone. Prière de corriger ou de confirmer avec le QG. Attention ! Le prix unitaire d'achat (75 Fcfa) de Choux en Morceau (Portion) (Petit) est relativement faible par rapport aux autres prix observés dans cette zone. Prière de corriger ou de confirmer avec le QG. Avertissement!!! Le ménage a consommé 0.17 Kg taille unique de Sucre en poudre , cette quantité semble anormale pour une consommation des 7 derniers jours. prière de corriger ou de confirmer avec le QG. Avertissement!!! Le ménage a consommé 7 Paquet Tres petit de Thé en sachet, cette quantité semble anormale pour une consommation des 7 derniers jours.Prière de corriger ou de confirmer avec le QG. Avertissement!! le prix unitaire (100 Fcfa) de Thé en sachet (unité: Paquet) de taille Tres petit est très faible ou élevé. Prière de corriger ou de confirmer avec le QG. Incohérence!! Dans ce ménage, chaque individus consomme par jour 66.18285 Kg  de cereale; Prière de revoir les quantités prises de ces produits. Incohérence!! Dans ce ménage, chaque individus consomme par jour 66.18285 Kg  de cereale; Prière de revoir les quantités prises de ces produits.</w:t>
+        <w:t>- Attention ! Le prix unitaire d'achat (250 Fcfa) de Ail en Sachets (Petit) est relativement élevé par rapport aux autres prix observés dans cette zone. Prière de corriger ou de confirmer avec le QG. Attention ! Le prix unitaire d'achat (250 Fcfa) de Piment séché en Sachets (Petit) est relativement élevé par rapport aux autres prix observés dans cette zone. Prière de corriger ou de confirmer avec le QG. Attention ! Le prix unitaire d'achat (75 Fcfa) de Choux en Morceau (Portion) (Petit) est relativement faible par rapport aux autres prix observés dans cette zone. Prière de corriger ou de confirmer avec le QG. Avertissement!!! Le ménage a consommé 0.17 Kg taille unique de Sucre en poudre , cette quantité semble anormale pour une consommation des 7 derniers jours. prière de corriger ou de confirmer avec le QG. Avertissement!!! Le ménage a consommé 7 Paquet Tres petit de Thé en sachet, cette quantité semble anormale pour une consommation des 7 derniers jours.Prière de corriger ou de confirmer avec le QG. Avertissement!! le prix unitaire (100 Fcfa) de Thé en sachet (unité: Paquet) de taille Tres petit est très faible ou élevé. Prière de corriger ou de confirmer avec le QG. Incohérence!! Dans ce ménage, chaque individus consomme par jour 114.4954 Kg  de cereale; Prière de revoir les quantités prises de ces produits. Incohérence!! Dans ce ménage, chaque individus consomme par jour 114.4954 Kg  de cereale; Prière de revoir les quantités prises de ces produits.</w:t>
       </w:r>
     </w:p>
     <w:p>
@@ -4533,6 +4554,27 @@
           <w:sz w:val="20"/>
         </w:rPr>
         <w:t>- Le montant (FCFA) du loyer mensuel payé pour un logement comme le votre dans ce village/quartier est trop élevé, Veuillez s'il vous plaît corriger cette information.  La personne non-membre du ménage qui figure sur le titre de propriété est son conjoint et semble exister dans les modalités, prière de prendre attache avec le QG pour plus d'explication afin de la classer bien.</w:t>
+      </w:r>
+    </w:p>
+    <w:p>
+      <w:r>
+        <w:rPr>
+          <w:b/>
+          <w:color w:val="4672C4"/>
+          <w:sz w:val="22"/>
+        </w:rPr>
+        <w:t>&gt;&gt; Section12 - Actifs du menage</w:t>
+      </w:r>
+    </w:p>
+    <w:p>
+      <w:pPr>
+        <w:ind w:left="283"/>
+      </w:pPr>
+      <w:r>
+        <w:rPr>
+          <w:sz w:val="20"/>
+        </w:rPr>
+        <w:t>- Attention ! Tapis a été achété à 30000 Fcfa est relativement élevé par rapport aux autres prix d'achat observés dans cette zone. Prière de corriger ou de confirmer avec le QG.</w:t>
       </w:r>
     </w:p>
     <w:p>
@@ -4973,7 +5015,7 @@
         <w:rPr>
           <w:sz w:val="20"/>
         </w:rPr>
-        <w:t xml:space="preserve">- Peu probable! Adjara fall  n'arrive pas  à comprendre un petit texte lu dans une langue locale (s02q03). Veuillez corriger ou donner des explications au QG. La raison principale que Adjara fall n'a pas été à l'école entre 2024/2025 est trop agee et semble exister dans les modalités, prière de prendre attache avec le QG pour plus d'explication afin de la classer bien. </w:t>
+        <w:t xml:space="preserve">- Peu probable! Adjara fall  n'arrive pas  à comprendre un petit texte lu dans une langue locale (s02q03). Veuillez corriger ou donner des explications au QG. </w:t>
         <w:br/>
         <w:t xml:space="preserve">- Peu probable! Mareme fall  n'arrive pas  à comprendre un petit texte lu dans une langue locale (s02q03). Veuillez corriger ou donner des explications au QG. </w:t>
         <w:br/>
@@ -5117,7 +5159,7 @@
         <w:rPr>
           <w:sz w:val="20"/>
         </w:rPr>
-        <w:t>- Attention ! Le prix unitaire d'achat (90 Fcfa) de Carotte en Pièce (Moyen) est relativement faible par rapport aux autres prix observés dans cette zone. Prière de corriger ou de confirmer avec le QG. Avertissement!! La quantité (4.87 litre) du produit Huile de soja  consommée  par le ménage semble très élevé, prière de corriger ou confirmer avec le QG. Avertissement!!! Le ménage a consommé 14 Paquet Petit de Thé en sachet, cette quantité semble anormale pour une consommation des 7 derniers jours.Prière de corriger ou de confirmer avec le QG. Avertissement!! le prix unitaire (100 Fcfa) de Thé en sachet (unité: Paquet) de taille Petit est très faible ou élevé. Prière de corriger ou de confirmer avec le QG. Avertissement!!! Le ménage a consommé 8 Pièce Moyen de Capitaine frais, cette quantité semble anormale pour une consommation des 7 derniers jours.Prière de corriger ou de confirmer avec le QG. Incohérence!! Dans ce ménage, chaque individus consomme par jour 31.05952 Kg  de cereale; Prière de revoir les quantités prises de ces produits. Incohérence!! Dans ce ménage, chaque individus consomme par jour 31.05952 Kg  de cereale; Prière de revoir les quantités prises de ces produits.</w:t>
+        <w:t>- Attention ! Le prix unitaire d'achat (100 Fcfa) de Poivre en Sachets (Petit) est relativement élevé par rapport aux autres prix observés dans cette zone. Prière de corriger ou de confirmer avec le QG. Attention ! Le prix unitaire d'achat (160 Fcfa) de Pain moderne (Baguette) en miche (Moyen) est relativement faible par rapport aux autres prix observés dans cette zone. Prière de corriger ou de confirmer avec le QG. Attention ! Le prix unitaire d'achat (90 Fcfa) de Carotte en Pièce (Moyen) est relativement faible par rapport aux autres prix observés dans cette zone. Prière de corriger ou de confirmer avec le QG. Attention ! Soupçons de quantité anormale! Le ménage de ADJARA FALL avec une taille de 9 personnes a consommé 14 Pièce en Petit de Poivron frais qui est relativement élevé comme consommation par rapport à la condition de vie des autres ménages de même taille dans cette zone. Prière de corriger ou de confirmer avec le QG. Attention ! Soupçons de quantité anormale! Le ménage de ADJARA FALL avec une taille de 9 personnes a consommé 7 Sachets en Petit de Tamarin noir qui est relativement élevé comme consommation par rapport à la condition de vie des autres ménages de même taille dans cette zone. Prière de corriger ou de confirmer avec le QG. Avertissement!! La quantité (4.87 litre) du produit Huile de soja  consommée  par le ménage semble très élevé, prière de corriger ou confirmer avec le QG. Avertissement!!! Le ménage a consommé 14 Paquet Petit de Thé en sachet, cette quantité semble anormale pour une consommation des 7 derniers jours.Prière de corriger ou de confirmer avec le QG. Avertissement!! le prix unitaire (100 Fcfa) de Thé en sachet (unité: Paquet) de taille Petit est très faible ou élevé. Prière de corriger ou de confirmer avec le QG. Avertissement!!! Le ménage a consommé 8 Pièce Moyen de Capitaine frais, cette quantité semble anormale pour une consommation des 7 derniers jours.Prière de corriger ou de confirmer avec le QG. Incohérence!! Dans ce ménage, chaque individus consomme par jour 50.13889 Kg  de cereale; Prière de revoir les quantités prises de ces produits. Incohérence!! Dans ce ménage, chaque individus consomme par jour 50.13889 Kg  de cereale; Prière de revoir les quantités prises de ces produits.</w:t>
       </w:r>
     </w:p>
     <w:p>
@@ -5180,7 +5222,9 @@
         <w:rPr>
           <w:sz w:val="20"/>
         </w:rPr>
-        <w:t>- Attention ! Bonbonne de gaz a été achété à 25000 Fcfa est relativement élevé par rapport aux autres prix d'achat observés dans cette zone. Prière de corriger ou de confirmer avec le QG. Attention ! Bonbonne de gaz a été revendu à 25000 Fcfa qui est relativement élevé par rapport aux autres prix de revente observés dans cette zone. Prière de corriger ou de confirmer avec le QG.</w:t>
+        <w:t xml:space="preserve">- Attention ! Bonbonne de gaz a été achété à 25000 Fcfa est relativement élevé par rapport aux autres prix d'achat observés dans cette zone. Prière de corriger ou de confirmer avec le QG. Attention ! Bonbonne de gaz a été revendu à 25000 Fcfa qui est relativement élevé par rapport aux autres prix de revente observés dans cette zone. Prière de corriger ou de confirmer avec le QG. </w:t>
+        <w:br/>
+        <w:t>- Attention ! Tapis a été achété à 30000 Fcfa est relativement élevé par rapport aux autres prix d'achat observés dans cette zone. Prière de corriger ou de confirmer avec le QG.</w:t>
       </w:r>
     </w:p>
     <w:p>
@@ -5222,7 +5266,28 @@
         <w:rPr>
           <w:sz w:val="20"/>
         </w:rPr>
-        <w:t>- Avertissement! Le prix de vente (7000 Fcfa) d'un Poules / poulets est trop petit. Veuillez confirmer ces informations avec le QG ou apporter les corrections nécessaires.</w:t>
+        <w:t>- Avertissement! Le prix de vente (7000 Fcfa) d'un Poules / poulets est trop petit. Veuillez confirmer ces informations avec le QG ou apporter les corrections nécessaires. Attention ! Le ménage a vendu 0 Poules / poulets à . donc un prix unitaire d'achat (7000 Fcfa) qui  est relativement elevé par rapport aux autres prix observés dans cette zone. Prière de corriger ou de confirmer avec le QG.</w:t>
+      </w:r>
+    </w:p>
+    <w:p>
+      <w:r>
+        <w:rPr>
+          <w:b/>
+          <w:color w:val="4672C4"/>
+          <w:sz w:val="22"/>
+        </w:rPr>
+        <w:t>&gt;&gt; Section19 - Equipements agricoles</w:t>
+      </w:r>
+    </w:p>
+    <w:p>
+      <w:pPr>
+        <w:ind w:left="283"/>
+      </w:pPr>
+      <w:r>
+        <w:rPr>
+          <w:sz w:val="20"/>
+        </w:rPr>
+        <w:t>- Attention ! Faucheuse a été achété à 2500 Fcfa est relativement élevé par rapport aux autres prix d'achat observés dans cette zone. Prière de corriger ou de confirmer avec le QG. Attention ! Faucheuse a été revendu à 2500 Fcfa qui est relativement élevé par rapport aux autres prix de revente observés dans cette zone. Prière de corriger ou de confirmer avec le QG.</w:t>
       </w:r>
     </w:p>
     <w:p>
@@ -5646,7 +5711,7 @@
         <w:rPr>
           <w:sz w:val="20"/>
         </w:rPr>
-        <w:t>- Attention ! Le prix unitaire d'achat (500 Fcfa) de Lait en poudre en Sachets (Petit) est relativement élevé par rapport aux autres prix observés dans cette zone. Prière de corriger ou de confirmer avec le QG. Avertissement!!! Le ménage a consommé 14 Paquet Petit de Thé en sachet, cette quantité semble anormale pour une consommation des 7 derniers jours.Prière de corriger ou de confirmer avec le QG. Incohérence!! Dans ce ménage, chaque individus consomme par jour 69.49381 Kg  de cereale; Prière de revoir les quantités prises de ces produits. Incohérence!! Dans ce ménage, chaque individus consomme par jour 69.49381 Kg  de cereale; Prière de revoir les quantités prises de ces produits. Incohérence!! Dans ce ménage, chaque individus consomme par jour 69.49381 Kg  de cereale; Prière de revoir les quantités prises de ces produits. Incohérence!! Dans ce ménage, chaque individus consomme par jour 69.49381 Kg  de cereale; Prière de revoir les quantités prises de ces produits. Incohérence!! Dans ce ménage, chaque individus consomme par jour 69.49381 Kg  de cereale; Prière de revoir les quantités prises de ces produits.</w:t>
+        <w:t>- Attention ! Le prix unitaire d'achat (100 Fcfa) de Aubergine   en Morceau (Portion) (Petit) est relativement élevé par rapport aux autres prix observés dans cette zone. Prière de corriger ou de confirmer avec le QG. Attention ! Le prix unitaire d'achat (50 Fcfa) de Gombo en poudre en Sachets (Petit) est relativement faible par rapport aux autres prix observés dans cette zone. Prière de corriger ou de confirmer avec le QG. Attention ! Le prix unitaire d'achat (500 Fcfa) de Lait en poudre en Sachets (Petit) est relativement élevé par rapport aux autres prix observés dans cette zone. Prière de corriger ou de confirmer avec le QG. Avertissement!!! Le ménage a consommé 14 Paquet Petit de Thé en sachet, cette quantité semble anormale pour une consommation des 7 derniers jours.Prière de corriger ou de confirmer avec le QG. Incohérence!! Dans ce ménage, chaque individus consomme par jour 135.3629 Kg  de cereale; Prière de revoir les quantités prises de ces produits. Incohérence!! Dans ce ménage, chaque individus consomme par jour 135.3629 Kg  de cereale; Prière de revoir les quantités prises de ces produits. Incohérence!! Dans ce ménage, chaque individus consomme par jour 135.3629 Kg  de cereale; Prière de revoir les quantités prises de ces produits. Incohérence!! Dans ce ménage, chaque individus consomme par jour 135.3629 Kg  de cereale; Prière de revoir les quantités prises de ces produits. Incohérence!! Dans ce ménage, chaque individus consomme par jour 135.3629 Kg  de cereale; Prière de revoir les quantités prises de ces produits.</w:t>
       </w:r>
     </w:p>
     <w:p>
@@ -5738,7 +5803,7 @@
         <w:br/>
         <w:t xml:space="preserve">- Avertissement !! L'âge de l'article  Armoires et autres meubles dans ce ménages est très élevé (33), prière de corriger ou confirmer avec le QG. </w:t>
         <w:br/>
-        <w:t xml:space="preserve">- Avertissement !! L'âge de l'article  Fer à repasser à charbon dans ce ménages est très élevé (30), prière de corriger ou confirmer avec le QG. Attention ! Fer à repasser à charbon a été revendu à 1000 Fcfa qui est relativement faible par rapport aux autres prix de revente observés dans cette zone. Prière de corriger ou de confirmer avec le QG. </w:t>
+        <w:t xml:space="preserve">- Avertissement !! L'âge de l'article  Fer à repasser à charbon dans ce ménages est très élevé (30), prière de corriger ou confirmer avec le QG. </w:t>
         <w:br/>
         <w:t xml:space="preserve">- Avertissement !! L'âge de l'article  Lit dans ce ménages est très élevé (33), prière de corriger ou confirmer avec le QG. </w:t>
         <w:br/>
@@ -6122,9 +6187,9 @@
         <w:rPr>
           <w:sz w:val="20"/>
         </w:rPr>
-        <w:t xml:space="preserve">- Incoherence! La mère de ahmed fall est trop jeune ou vielle pour avoir ahmed fall selon l'écart (11) d'âge entre lui et sa mère, prière de revoir l'âge de ahmed fall ou de sa mère. Dans le cas contraire rassurez vous que c'est bien son fils/fille biologique. La raison principale pour laquelle que ahmed fall est venu vivre dans cette localité est etude et semble exister dans les modalités, prière de prendre attache avec le QG pour plus d'explication afin de la classer bien. </w:t>
+        <w:t xml:space="preserve">- Incoherence! La mère de ahmed fall est trop jeune ou vielle pour avoir ahmed fall selon l'écart (12) d'âge entre lui et sa mère, prière de revoir l'âge de ahmed fall ou de sa mère. Dans le cas contraire rassurez vous que c'est bien son fils/fille biologique. La raison principale pour laquelle que ahmed fall est venu vivre dans cette localité est etude et semble exister dans les modalités, prière de prendre attache avec le QG pour plus d'explication afin de la classer bien. </w:t>
         <w:br/>
-        <w:t xml:space="preserve">- Le chef de ménage ou le/la Conjoint ( e ) ( Mohamed fall ) est visiteur, veuillez  corriger cette incoherence (question 1.12 et 1.13) merci. </w:t>
+        <w:t xml:space="preserve">- La première personne ( Mohamed fall ) dans le listing des membres du ménage ne correspond pas au chef de ménage, prière de corriger. </w:t>
         <w:br/>
         <w:t>- Les informations sur l'acte de naissance (ni Jours, ni mois et ni années) de  fatoumata fall  manquent, s'il vous plait pouvez-vous fournir d'effort pour avoir ces informations. Incoherence! fatoumata fall dispose d'un téléphone portable à s01q39, donc la raison évoquée ne peut pas être (ne dispose pas d'appareil). La raison principale pour laquelle que fatoumata fall est venu vivre dans cette localité est se soigner et semble exister dans les modalités, prière de prendre attache avec le QG pour plus d'explication afin de la classer bien.</w:t>
       </w:r>
@@ -6159,7 +6224,7 @@
         <w:br/>
         <w:t xml:space="preserve">- Peu probable! ibrahima fall  n'arrive pas  à comprendre un petit texte lu dans une langue locale (s02q03). Veuillez corriger ou donner des explications au QG. Peu probable! ibrahima fall  ne sait ni lire, ni écrire, ni comprendre dans aucune des langues  (s02q01,s02q02,s02q03). Veuillez corriger ou donner des explications au QG. </w:t>
         <w:br/>
-        <w:t xml:space="preserve">- Peu probable! makhtar fall  n'arrive pas  à comprendre un petit texte lu dans une langue locale (s02q03). Veuillez corriger ou donner des explications au QG. Attention ! Le frais de scolarité (1000 Fcfa) de makhtar fall en 3ème année de Primaire est relativement faible par rapport aux autres frais de scolarités observés dans cette zone. Prière de corriger ou de confirmer avec le QG. </w:t>
+        <w:t xml:space="preserve">- Peu probable! makhtar fall  n'arrive pas  à comprendre un petit texte lu dans une langue locale (s02q03). Veuillez corriger ou donner des explications au QG. </w:t>
         <w:br/>
         <w:t>- Peu probable! mouhamed fall  n'arrive pas  à comprendre un petit texte lu dans une langue locale (s02q03). Veuillez corriger ou donner des explications au QG. Peu probable! mouhamed fall  ne sait ni lire, ni écrire, ni comprendre dans aucune des langues  (s02q01,s02q02,s02q03). Veuillez corriger ou donner des explications au QG.  Incohérence ! le montant payé de mouhamed fall pour les frais de scolarité est très faible. veuillez, s'il vous plait, confirmer ces informations avec le QG ou apporter les corrections nécessaires. Dans les milieux ruraux les frais d'uniformes de mouhamed fall sont peut-être obligatoire et sont payés aussi dans les écoles privés, prière de verifier pour corriger ou confirmer avec le QG.</w:t>
       </w:r>
@@ -6224,7 +6289,7 @@
         <w:rPr>
           <w:sz w:val="20"/>
         </w:rPr>
-        <w:t>- Attention ! Le prix unitaire d'achat (100 Fcfa) de Citron en Pièce (Petit) est relativement élevé par rapport aux autres prix observés dans cette zone. Prière de corriger ou de confirmer avec le QG. Attention ! Le prix unitaire d'achat (1000 Fcfa) de Beurre en Pot (Petit) est relativement faible par rapport aux autres prix observés dans cette zone. Prière de corriger ou de confirmer avec le QG. Attention ! Le prix unitaire d'achat (3300 Fcfa) de Café en poudre soluble en Boite (Autre que la boite/pot de tomate) (Petit) est relativement élevé par rapport aux autres prix observés dans cette zone. Prière de corriger ou de confirmer avec le QG. Attention ! Le prix unitaire d'achat (50 Fcfa) de Carotte en Pièce (Petit) est relativement faible par rapport aux autres prix observés dans cette zone. Prière de corriger ou de confirmer avec le QG. Attention ! Soupçons de quantité anormale! Le ménage de MOHAMED  fall avec une taille de 9 personnes a consommé 4 Kg en taille unique de Oignon frais qui est relativement élevé comme consommation par rapport à la condition de vie des autres ménages de même taille dans cette zone. Prière de corriger ou de confirmer avec le QG. Avertissement!! La quantité (3.12 litre) du produit Huile de soja  consommée  par le ménage semble très élevé, prière de corriger ou confirmer avec le QG. Avertissement!!! Le ménage a consommé 12 Pièce Tres petit de Mâchoiron Frais, cette quantité semble anormale pour une consommation des 7 derniers jours.Prière de corriger ou de confirmer avec le QG. Avertissement!!! Le ménage a consommé 7 Paquet Petit de Thé en sachet, cette quantité semble anormale pour une consommation des 7 derniers jours.Prière de corriger ou de confirmer avec le QG. Avertissement!! le prix unitaire (150 Fcfa) de Thé en sachet (unité: Paquet) de taille Petit est très faible ou élevé. Prière de corriger ou de confirmer avec le QG. Incohérence!! Dans ce ménage, chaque individus consomme par jour 22.49444 Kg  de cereale; Prière de revoir les quantités prises de ces produits. Incohérence!! Dans ce ménage, chaque individus consomme par jour 22.49444 Kg  de cereale; Prière de revoir les quantités prises de ces produits. Incohérence!! Dans ce ménage, chaque individus consomme par jour 22.49444 Kg  de cereale; Prière de revoir les quantités prises de ces produits. Le prix d'achat unitaire (6000 Fcfa) de Poivre en Kg de taille taille unique prière de regarder les reponses prises dans les questions s07bq07a s07bq07b s07bq07c s07bq08 pour mieux corriger.</w:t>
+        <w:t>- Attention ! Le prix unitaire d'achat (100 Fcfa) de Citron en Pièce (Petit) est relativement élevé par rapport aux autres prix observés dans cette zone. Prière de corriger ou de confirmer avec le QG. Attention ! Le prix unitaire d'achat (100 Fcfa) de Poireau en Tas (Petit) est relativement élevé par rapport aux autres prix observés dans cette zone. Prière de corriger ou de confirmer avec le QG. Attention ! Le prix unitaire d'achat (3300 Fcfa) de Café en poudre soluble en Boite (Autre que la boite/pot de tomate) (Petit) est relativement élevé par rapport aux autres prix observés dans cette zone. Prière de corriger ou de confirmer avec le QG. Attention ! Soupçons de quantité anormale! Le ménage de Ameth Fall avec une taille de 9 personnes a consommé 4 Kg en taille unique de Oignon frais qui est relativement élevé comme consommation par rapport à la condition de vie des autres ménages de même taille dans cette zone. Prière de corriger ou de confirmer avec le QG. Avertissement!! La quantité (3.12 litre) du produit Huile de soja  consommée  par le ménage semble très élevé, prière de corriger ou confirmer avec le QG. Avertissement!!! Le ménage a consommé 12 Pièce Tres petit de Mâchoiron Frais, cette quantité semble anormale pour une consommation des 7 derniers jours.Prière de corriger ou de confirmer avec le QG. Avertissement!!! Le ménage a consommé 7 Paquet Petit de Thé en sachet, cette quantité semble anormale pour une consommation des 7 derniers jours.Prière de corriger ou de confirmer avec le QG. Avertissement!! le prix unitaire (150 Fcfa) de Thé en sachet (unité: Paquet) de taille Petit est très faible ou élevé. Prière de corriger ou de confirmer avec le QG. Attention ! Le prix unitaire d'achat (150 Fcfa) de Thé en sachet en Paquet (Petit) est relativement élevé par rapport aux autres prix observés dans cette zone. Prière de corriger ou de confirmer avec le QG. Incohérence!! Dans ce ménage, chaque individus consomme par jour 41.43651 Kg  de cereale; Prière de revoir les quantités prises de ces produits. Incohérence!! Dans ce ménage, chaque individus consomme par jour 41.43651 Kg  de cereale; Prière de revoir les quantités prises de ces produits. Incohérence!! Dans ce ménage, chaque individus consomme par jour 41.43651 Kg  de cereale; Prière de revoir les quantités prises de ces produits. Le prix d'achat unitaire (6000 Fcfa) de Poivre en Kg de taille taille unique prière de regarder les reponses prises dans les questions s07bq07a s07bq07b s07bq07c s07bq08 pour mieux corriger.</w:t>
       </w:r>
     </w:p>
     <w:p>
@@ -6272,7 +6337,7 @@
         </w:rPr>
         <w:t xml:space="preserve">- Attention ! Armoires et autres meubles a été achété à 500000 Fcfa est relativement élevé par rapport aux autres prix d'achat observés dans cette zone. Prière de corriger ou de confirmer avec le QG. Attention ! Armoires et autres meubles a été revendu à 400000 Fcfa qui est relativement élevé par rapport aux autres prix de revente observés dans cette zone. Prière de corriger ou de confirmer avec le QG. </w:t>
         <w:br/>
-        <w:t xml:space="preserve">- Attention ! Tapis a été achété à 45000 Fcfa est relativement élevé par rapport aux autres prix d'achat observés dans cette zone. Prière de corriger ou de confirmer avec le QG. </w:t>
+        <w:t xml:space="preserve">- Attention ! Tapis a été achété à 45000 Fcfa est relativement élevé par rapport aux autres prix d'achat observés dans cette zone. Prière de corriger ou de confirmer avec le QG. Attention ! Tapis a été revendu à 30000 Fcfa qui est relativement élevé par rapport aux autres prix de revente observés dans cette zone. Prière de corriger ou de confirmer avec le QG. </w:t>
         <w:br/>
         <w:t xml:space="preserve">- Avertissement!!! Le prix d'achat (20000) de l'article  Mixeur/Presse-fruits non électrique est inférieur aux prix de revente (30000)  avec l'âge du bien atteignant 1 ans. Prière de vérifier ou confirmer avec l'enquêté et mettre les bonnes valeurs après verification, s'il le faut. </w:t>
         <w:br/>
@@ -6322,7 +6387,7 @@
         <w:rPr>
           <w:sz w:val="20"/>
         </w:rPr>
-        <w:t>- La section 16 du ménage de MOHAMED  fall n'est pas renseigné, prière de renseigner.</w:t>
+        <w:t>- La section 16 du ménage de Ameth Fall n'est pas renseigné, prière de renseigner.</w:t>
       </w:r>
     </w:p>
     <w:p>
@@ -6343,11 +6408,9 @@
         <w:rPr>
           <w:sz w:val="20"/>
         </w:rPr>
-        <w:t xml:space="preserve">- Attention ! Le ménage a acheté 1 Ovins (Moutons) à 125000 donc un prix unitaire d'achat (125000 Fcfa) qui  est relativement elevé par rapport aux autres prix observés dans cette zone. Prière de corriger ou de confirmer avec le QG. </w:t>
-        <w:br/>
         <w:t xml:space="preserve">- Avertissement! Le prix unitaire (300000 Fcfa) de Equins (Chevaux) est trop petit ou élevé. Veuillez confirmer ces informations avec le QG ou apporter les corrections nécessaires. </w:t>
         <w:br/>
-        <w:t xml:space="preserve">- Avertissement! la valeur d'achat (370000 Fcfa) d'un Bovin est trop petite ou élevée . Veuillez confirmer ces informations avec le QG ou apporter les corrections nécessaires. Avertissement! Le prix de vente (550000 Fcfa) d'un Bovin est trop petit ou élevé . Veuillez confirmer ces informations avec le QG ou apporter les corrections nécessaires. Incohérence!! Le ménage a dit qu'il a abbatu un animal dans les fêtes mais vous n'avez declaré aucun nombre d'animal abbatu dans les fêtes, prière de renseigner les nombre dans les questions (s17q18a s17q18b s17q18c s17q18d s17q18e s17q18f s17q18g s17q18h s17q18i). Attention ! Le ménage a acheté 3 Bovins à 1110000 donc un prix unitaire d'achat (370000 Fcfa) qui  est relativement elevé par rapport aux autres prix observés dans cette zone. Prière de corriger ou de confirmer avec le QG. </w:t>
+        <w:t xml:space="preserve">- Avertissement! la valeur d'achat (370000 Fcfa) d'un Bovin est trop petite ou élevée . Veuillez confirmer ces informations avec le QG ou apporter les corrections nécessaires. Avertissement! Le prix de vente (550000 Fcfa) d'un Bovin est trop petit ou élevé . Veuillez confirmer ces informations avec le QG ou apporter les corrections nécessaires. Incohérence!! Le ménage a dit qu'il a abbatu un animal dans les fêtes mais vous n'avez declaré aucun nombre d'animal abbatu dans les fêtes, prière de renseigner les nombre dans les questions (s17q18a s17q18b s17q18c s17q18d s17q18e s17q18f s17q18g s17q18h s17q18i). </w:t>
         <w:br/>
         <w:t>- Incohérence!! Le ménage a dit qu'il a abbatu un animal dans les fêtes mais vous n'avez declaré aucun nombre d'animal abbatu dans les fêtes, prière de renseigner les nombre dans les questions (s17q18a s17q18b s17q18c s17q18d s17q18e s17q18f s17q18g s17q18h s17q18i).</w:t>
       </w:r>
@@ -6771,7 +6834,7 @@
         <w:rPr>
           <w:sz w:val="20"/>
         </w:rPr>
-        <w:t>- Attention ! Le prix unitaire d'achat (100 Fcfa) de Poivron frais en Pièce (Petit) est relativement élevé par rapport aux autres prix observés dans cette zone. Prière de corriger ou de confirmer avec le QG. Attention ! Le prix unitaire d'achat (2500 Fcfa) de Choux en Morceau (Portion) (Moyen) est relativement élevé par rapport aux autres prix observés dans cette zone. Prière de corriger ou de confirmer avec le QG. Avertissement!!! Le ménage a consommé 13 Pièce Petit de Mâchoiron Frais, cette quantité semble anormale pour une consommation des 7 derniers jours.Prière de corriger ou de confirmer avec le QG. Incohérence!! Dans ce ménage, chaque individus consomme par jour 117.3386 Kg  de cereale; Prière de revoir les quantités prises de ces produits.</w:t>
+        <w:t>- Attention ! Le prix unitaire d'achat (100 Fcfa) de Poivron frais en Pièce (Petit) est relativement élevé par rapport aux autres prix observés dans cette zone. Prière de corriger ou de confirmer avec le QG. Attention ! Le prix unitaire d'achat (150 Fcfa) de Pain moderne (Baguette) en miche (Moyen) est relativement faible par rapport aux autres prix observés dans cette zone. Prière de corriger ou de confirmer avec le QG. Attention ! Le prix unitaire d'achat (2500 Fcfa) de Choux en Morceau (Portion) (Moyen) est relativement élevé par rapport aux autres prix observés dans cette zone. Prière de corriger ou de confirmer avec le QG. Avertissement!!! Le ménage a consommé 13 Pièce Petit de Mâchoiron Frais, cette quantité semble anormale pour une consommation des 7 derniers jours.Prière de corriger ou de confirmer avec le QG. Incohérence!! Dans ce ménage, chaque individus consomme par jour 302.3114 Kg  de cereale; Prière de revoir les quantités prises de ces produits.</w:t>
       </w:r>
     </w:p>
     <w:p>
@@ -7371,7 +7434,7 @@
         <w:rPr>
           <w:sz w:val="20"/>
         </w:rPr>
-        <w:t>- Attention ! Le prix unitaire d'achat (50 Fcfa) de Carotte en Pièce (Petit) est relativement faible par rapport aux autres prix observés dans cette zone. Prière de corriger ou de confirmer avec le QG. Attention ! Le prix unitaire d'achat (800 Fcfa) de Oignon frais en Kg (taille unique) est relativement élevé par rapport aux autres prix observés dans cette zone. Prière de corriger ou de confirmer avec le QG. Avertissement!! La quantité (3.25 litre) du produit Huile de soja  consommée  par le ménage semble très élevé, prière de corriger ou confirmer avec le QG. Attention ! Soupçons de quantité anormale! Le ménage de Fatimata fall avec une taille de 4 personnes a consommé 3.25 Litre en taille unique de Huile de soja  qui est relativement élevé comme consommation par rapport à la condition de vie des autres ménages de même taille dans cette zone. Prière de corriger ou de confirmer avec le QG. Avertissement!!! Le ménage a consommé 4 Paquet Petit de Thé en sachet, cette quantité semble anormale pour une consommation des 7 derniers jours.Prière de corriger ou de confirmer avec le QG. Avertissement!! le prix unitaire (150 Fcfa) de Thé en sachet (unité: Paquet) de taille Petit est très faible ou élevé. Prière de corriger ou de confirmer avec le QG. Incohérence!! Dans ce ménage, chaque individus consomme par jour 53.47571 Kg  de cereale; Prière de revoir les quantités prises de ces produits. Incohérence!! Dans ce ménage, chaque individus consomme par jour 53.47571 Kg  de cereale; Prière de revoir les quantités prises de ces produits. Le prix d'achat unitaire (1 Fcfa) de Vinaigre de vin en Verre ( à thé) de taille taille unique  est invraisemblable, prière de regarder les reponses prises dans les questions s07bq07a s07bq07b s07bq07c s07bq08 pour mieux corriger.</w:t>
+        <w:t>- Attention ! Le prix unitaire d'achat (100 Fcfa) de Poireau en Tas (Tres petit) est relativement élevé par rapport aux autres prix observés dans cette zone. Prière de corriger ou de confirmer avec le QG. Attention ! Le prix unitaire d'achat (800 Fcfa) de Oignon frais en Kg (taille unique) est relativement élevé par rapport aux autres prix observés dans cette zone. Prière de corriger ou de confirmer avec le QG. Avertissement!! La quantité (3.25 litre) du produit Huile de soja  consommée  par le ménage semble très élevé, prière de corriger ou confirmer avec le QG. Avertissement!!! Le ménage a consommé 4 Paquet Petit de Thé en sachet, cette quantité semble anormale pour une consommation des 7 derniers jours.Prière de corriger ou de confirmer avec le QG. Avertissement!! le prix unitaire (150 Fcfa) de Thé en sachet (unité: Paquet) de taille Petit est très faible ou élevé. Prière de corriger ou de confirmer avec le QG. Attention ! Le prix unitaire d'achat (150 Fcfa) de Thé en sachet en Paquet (Petit) est relativement élevé par rapport aux autres prix observés dans cette zone. Prière de corriger ou de confirmer avec le QG. Incohérence!! Dans ce ménage, chaque individus consomme par jour 95.28143 Kg  de cereale; Prière de revoir les quantités prises de ces produits. Incohérence!! Dans ce ménage, chaque individus consomme par jour 95.28143 Kg  de cereale; Prière de revoir les quantités prises de ces produits. Le prix d'achat unitaire (1 Fcfa) de Vinaigre de vin en Verre ( à thé) de taille taille unique  est invraisemblable, prière de regarder les reponses prises dans les questions s07bq07a s07bq07b s07bq07c s07bq08 pour mieux corriger.</w:t>
       </w:r>
     </w:p>
     <w:p>
@@ -7583,7 +7646,7 @@
         <w:rPr>
           <w:sz w:val="20"/>
         </w:rPr>
-        <w:t>- Attention ! Autre (à préciser) a été revendu à 4000 Fcfa qui est relativement élevé par rapport aux autres prix de revente observés dans cette zone. Prière de corriger ou de confirmer avec le QG.</w:t>
+        <w:t>- Attention ! Faucheuse a été achété à 3500 Fcfa est relativement élevé par rapport aux autres prix d'achat observés dans cette zone. Prière de corriger ou de confirmer avec le QG. Attention ! Faucheuse a été revendu à 3500 Fcfa qui est relativement élevé par rapport aux autres prix de revente observés dans cette zone. Prière de corriger ou de confirmer avec le QG.</w:t>
       </w:r>
     </w:p>
     <w:p>
